--- a/Feedback 011325.docx
+++ b/Feedback 011325.docx
@@ -694,6 +694,31 @@
       <w:r>
         <w:t>Can we get a select list of candidates, right when we post a job, under “recommended employee”?</w:t>
       </w:r>
+      <w:r>
+        <w:rPr>
+          <w:highlight w:val="green"/>
+        </w:rPr>
+        <w:t xml:space="preserve"> </w:t>
+      </w:r>
+      <w:r>
+        <w:rPr>
+          <w:highlight w:val="green"/>
+        </w:rPr>
+        <w:sym w:font="Wingdings" w:char="F0E8"/>
+      </w:r>
+      <w:r>
+        <w:rPr>
+          <w:highlight w:val="green"/>
+        </w:rPr>
+        <w:t xml:space="preserve"> </w:t>
+      </w:r>
+      <w:r>
+        <w:rPr>
+          <w:b/>
+          <w:highlight w:val="green"/>
+        </w:rPr>
+        <w:t>DONE</w:t>
+      </w:r>
     </w:p>
     <w:p>
       <w:r>
@@ -748,6 +773,9 @@
       <w:r>
         <w:t>This is where these filters should show the recommended employee; at this point it is blank:</w:t>
       </w:r>
+      <w:r>
+        <w:t xml:space="preserve"> </w:t>
+      </w:r>
     </w:p>
     <w:p>
       <w:r>
@@ -802,6 +830,39 @@
       <w:r>
         <w:t>Next to the Recommended job seekers list, should be rank based on the match.</w:t>
       </w:r>
+      <w:r>
+        <w:rPr>
+          <w:kern w:val="0"/>
+          <w:highlight w:val="green"/>
+          <w14:ligatures w14:val="none"/>
+        </w:rPr>
+        <w:t xml:space="preserve"> </w:t>
+      </w:r>
+      <w:r>
+        <w:rPr>
+          <w:kern w:val="0"/>
+          <w:highlight w:val="green"/>
+          <w14:ligatures w14:val="none"/>
+        </w:rPr>
+        <w:sym w:font="Wingdings" w:char="F0E8"/>
+      </w:r>
+      <w:r>
+        <w:rPr>
+          <w:kern w:val="0"/>
+          <w:highlight w:val="green"/>
+          <w14:ligatures w14:val="none"/>
+        </w:rPr>
+        <w:t xml:space="preserve"> </w:t>
+      </w:r>
+      <w:r>
+        <w:rPr>
+          <w:b/>
+          <w:kern w:val="0"/>
+          <w:highlight w:val="green"/>
+          <w14:ligatures w14:val="none"/>
+        </w:rPr>
+        <w:t>DONE</w:t>
+      </w:r>
     </w:p>
     <w:p>
       <w:pPr>
@@ -813,6 +874,34 @@
       </w:pPr>
       <w:r>
         <w:t>Also, the top ranked (or top 10) employees should have the chat and ready to interview buttons enabled as we want the employers to choose candidates too and not just depend on the applicants. There may be cases where no applicant meets the criteria of what the employers are looking for so they search in the pool. The search for candidates should also behave identically (top search results should have the chat and ready to interview buttons enabled.</w:t>
+      </w:r>
+      <w:r>
+        <w:t xml:space="preserve"> </w:t>
+      </w:r>
+      <w:r>
+        <w:rPr>
+          <w:kern w:val="0"/>
+          <w:highlight w:val="green"/>
+          <w14:ligatures w14:val="none"/>
+        </w:rPr>
+        <w:sym w:font="Wingdings" w:char="F0E8"/>
+      </w:r>
+      <w:r>
+        <w:rPr>
+          <w:kern w:val="0"/>
+          <w:highlight w:val="green"/>
+          <w14:ligatures w14:val="none"/>
+        </w:rPr>
+        <w:t xml:space="preserve"> </w:t>
+      </w:r>
+      <w:r>
+        <w:rPr>
+          <w:b/>
+          <w:kern w:val="0"/>
+          <w:highlight w:val="green"/>
+          <w14:ligatures w14:val="none"/>
+        </w:rPr>
+        <w:t>DONE</w:t>
       </w:r>
     </w:p>
     <w:p>
@@ -1004,6 +1093,31 @@
       <w:r>
         <w:t>Also the employer dashboard page should have more blocks of metrics/KPI’s –interviews conducted, time saved, average cost of interviews, payments made, as well as links to the account for the employer. The dashboard should also be a menu item.</w:t>
       </w:r>
+      <w:r>
+        <w:rPr>
+          <w:kern w:val="0"/>
+          <w:highlight w:val="green"/>
+          <w14:ligatures w14:val="none"/>
+        </w:rPr>
+        <w:sym w:font="Wingdings" w:char="F0E8"/>
+      </w:r>
+      <w:r>
+        <w:rPr>
+          <w:kern w:val="0"/>
+          <w:highlight w:val="green"/>
+          <w14:ligatures w14:val="none"/>
+        </w:rPr>
+        <w:t xml:space="preserve"> </w:t>
+      </w:r>
+      <w:r>
+        <w:rPr>
+          <w:b/>
+          <w:kern w:val="0"/>
+          <w:highlight w:val="green"/>
+          <w14:ligatures w14:val="none"/>
+        </w:rPr>
+        <w:t>DONE</w:t>
+      </w:r>
     </w:p>
     <w:p>
       <w:pPr>
@@ -1024,6 +1138,23 @@
       </w:r>
       <w:r>
         <w:t xml:space="preserve"> The Dashboard can have a portion dedicated to this account type thing but it is more organized to have a separate page, and that is reflected as an item in the side menu.</w:t>
+      </w:r>
+      <w:r>
+        <w:t xml:space="preserve"> </w:t>
+      </w:r>
+      <w:r>
+        <w:rPr>
+          <w:color w:val="000000" w:themeColor="text1"/>
+          <w:highlight w:val="yellow"/>
+        </w:rPr>
+        <w:sym w:font="Wingdings" w:char="F0E8"/>
+      </w:r>
+      <w:r>
+        <w:rPr>
+          <w:color w:val="000000" w:themeColor="text1"/>
+          <w:highlight w:val="yellow"/>
+        </w:rPr>
+        <w:t xml:space="preserve"> Need more clarification regarding this point</w:t>
       </w:r>
     </w:p>
     <w:p>
@@ -1127,12 +1258,99 @@
       <w:r>
         <w:t>When I clicked on the Ready for Interview button, without filtering by post, I saw only one:</w:t>
       </w:r>
+      <w:r>
+        <w:t xml:space="preserve"> </w:t>
+      </w:r>
+      <w:r>
+        <w:sym w:font="Wingdings" w:char="F0E8"/>
+      </w:r>
+      <w:r>
+        <w:t xml:space="preserve"> </w:t>
+      </w:r>
+      <w:r>
+        <w:rPr>
+          <w:highlight w:val="green"/>
+        </w:rPr>
+        <w:t>Only the “</w:t>
+      </w:r>
+      <w:r>
+        <w:rPr>
+          <w:b/>
+          <w:highlight w:val="green"/>
+        </w:rPr>
+        <w:t>Ready for interview</w:t>
+      </w:r>
+      <w:r>
+        <w:rPr>
+          <w:highlight w:val="green"/>
+        </w:rPr>
+        <w:t>” employer list will be listed in the “</w:t>
+      </w:r>
+      <w:r>
+        <w:rPr>
+          <w:b/>
+          <w:highlight w:val="green"/>
+        </w:rPr>
+        <w:t>Ready for interview</w:t>
+      </w:r>
+      <w:r>
+        <w:rPr>
+          <w:highlight w:val="green"/>
+        </w:rPr>
+        <w:t>”. From the “</w:t>
+      </w:r>
+      <w:r>
+        <w:rPr>
+          <w:b/>
+          <w:highlight w:val="green"/>
+        </w:rPr>
+        <w:t>Application to your jobs</w:t>
+      </w:r>
+      <w:r>
+        <w:rPr>
+          <w:highlight w:val="green"/>
+        </w:rPr>
+        <w:t>” tab, when any employee select employer a “</w:t>
+      </w:r>
+      <w:r>
+        <w:rPr>
+          <w:b/>
+          <w:highlight w:val="green"/>
+        </w:rPr>
+        <w:t>Ready for interview</w:t>
+      </w:r>
+      <w:r>
+        <w:rPr>
+          <w:highlight w:val="green"/>
+        </w:rPr>
+        <w:t>”</w:t>
+      </w:r>
+      <w:r>
+        <w:rPr>
+          <w:highlight w:val="green"/>
+        </w:rPr>
+        <w:t>, then the list will be reflected to “</w:t>
+      </w:r>
+      <w:r>
+        <w:rPr>
+          <w:b/>
+          <w:highlight w:val="green"/>
+        </w:rPr>
+        <w:t>Ready for interview</w:t>
+      </w:r>
+      <w:r>
+        <w:rPr>
+          <w:highlight w:val="green"/>
+        </w:rPr>
+        <w:t>” tab.</w:t>
+      </w:r>
     </w:p>
     <w:p>
       <w:r>
         <w:rPr>
           <w:noProof/>
         </w:rPr>
+        <w:lastRenderedPageBreak/>
         <w:drawing>
           <wp:inline distT="0" distB="0" distL="0" distR="0" wp14:anchorId="1139651F" wp14:editId="4FDE66B2">
             <wp:extent cx="5943600" cy="1647825"/>
@@ -1179,7 +1397,6 @@
         </w:numPr>
       </w:pPr>
       <w:r>
-        <w:lastRenderedPageBreak/>
         <w:t>However, when I clicked on the dropdown and selected one of the jobs, it showed me the relevant one:</w:t>
       </w:r>
     </w:p>
@@ -1333,6 +1550,7 @@
         <w:rPr>
           <w:noProof/>
         </w:rPr>
+        <w:lastRenderedPageBreak/>
         <w:drawing>
           <wp:inline distT="0" distB="0" distL="0" distR="0" wp14:anchorId="38213DDC" wp14:editId="2CC5F4C3">
             <wp:extent cx="5943600" cy="2305050"/>
@@ -1419,7 +1637,6 @@
         </w:numPr>
       </w:pPr>
       <w:r>
-        <w:lastRenderedPageBreak/>
         <w:t xml:space="preserve">Also can we add a </w:t>
       </w:r>
       <w:proofErr w:type="spellStart"/>
@@ -1450,6 +1667,30 @@
           <w:t>https://www.rfsuny.org/media/rfsuny/documents/careers/Self-ID-Applicants.pdf</w:t>
         </w:r>
       </w:hyperlink>
+      <w:r>
+        <w:rPr>
+          <w:rStyle w:val="Hyperlink"/>
+        </w:rPr>
+        <w:t xml:space="preserve"> </w:t>
+      </w:r>
+      <w:r>
+        <w:rPr>
+          <w:highlight w:val="yellow"/>
+        </w:rPr>
+        <w:sym w:font="Wingdings" w:char="F0E8"/>
+      </w:r>
+      <w:r>
+        <w:rPr>
+          <w:highlight w:val="yellow"/>
+        </w:rPr>
+        <w:t xml:space="preserve"> Need clarification regarding</w:t>
+      </w:r>
+      <w:r>
+        <w:rPr>
+          <w:highlight w:val="yellow"/>
+        </w:rPr>
+        <w:t xml:space="preserve">  this point.</w:t>
+      </w:r>
     </w:p>
     <w:p>
       <w:pPr>
@@ -1501,6 +1742,33 @@
       <w:r>
         <w:t>applying for jobs, a square explaining the number of jobs that have been applied to, the number of interviews attended, feedback from interviews received, number of logins, a pointer to the account specifics, etc.</w:t>
       </w:r>
+      <w:r>
+        <w:t xml:space="preserve"> </w:t>
+      </w:r>
+      <w:r>
+        <w:rPr>
+          <w:highlight w:val="green"/>
+        </w:rPr>
+        <w:sym w:font="Wingdings" w:char="F0E8"/>
+      </w:r>
+      <w:r>
+        <w:rPr>
+          <w:highlight w:val="green"/>
+        </w:rPr>
+        <w:t xml:space="preserve"> As we already have side bar in the dashboard so we are only showing the count of each tab. Please let </w:t>
+      </w:r>
+      <w:r>
+        <w:rPr>
+          <w:highlight w:val="green"/>
+        </w:rPr>
+        <w:t>us</w:t>
+      </w:r>
+      <w:r>
+        <w:rPr>
+          <w:highlight w:val="green"/>
+        </w:rPr>
+        <w:t xml:space="preserve"> know if any further changes are required.</w:t>
+      </w:r>
     </w:p>
     <w:p>
       <w:pPr>
@@ -1509,6 +1777,9 @@
           <w:ilvl w:val="0"/>
           <w:numId w:val="9"/>
         </w:numPr>
+        <w:rPr>
+          <w:highlight w:val="darkYellow"/>
+        </w:rPr>
       </w:pPr>
       <w:r>
         <w:t xml:space="preserve">We have to add another “Account” page to describe the account, what subscription plan that person is on, if they need to add a credit card for payment, </w:t>
@@ -1521,6 +1792,57 @@
       </w:r>
       <w:r>
         <w:t>. The Dashboard can have a portion dedicated to this account type thing but it is more organized to have a separate page, and that is reflected as an item in the side menu.</w:t>
+      </w:r>
+      <w:r>
+        <w:t xml:space="preserve"> </w:t>
+      </w:r>
+      <w:r>
+        <w:rPr>
+          <w:highlight w:val="yellow"/>
+        </w:rPr>
+        <w:sym w:font="Wingdings" w:char="F0E8"/>
+      </w:r>
+      <w:r>
+        <w:rPr>
+          <w:highlight w:val="yellow"/>
+        </w:rPr>
+        <w:t xml:space="preserve"> Need clarification regarding “</w:t>
+      </w:r>
+      <w:r>
+        <w:rPr>
+          <w:b/>
+          <w:highlight w:val="yellow"/>
+        </w:rPr>
+        <w:t>We have to add another “Account” page to describe the account</w:t>
+      </w:r>
+      <w:r>
+        <w:rPr>
+          <w:highlight w:val="yellow"/>
+        </w:rPr>
+        <w:t xml:space="preserve">”, </w:t>
+      </w:r>
+      <w:r>
+        <w:rPr>
+          <w:highlight w:val="green"/>
+        </w:rPr>
+        <w:t xml:space="preserve">although we have added the subscription tab in the side menu bar, </w:t>
+      </w:r>
+      <w:proofErr w:type="gramStart"/>
+      <w:r>
+        <w:rPr>
+          <w:highlight w:val="green"/>
+        </w:rPr>
+        <w:t>Where</w:t>
+      </w:r>
+      <w:proofErr w:type="gramEnd"/>
+      <w:r>
+        <w:rPr>
+          <w:highlight w:val="green"/>
+        </w:rPr>
+        <w:t xml:space="preserve"> user can see details of the current and expired subscription</w:t>
+      </w:r>
+      <w:r>
+        <w:t xml:space="preserve"> </w:t>
       </w:r>
     </w:p>
     <w:p>
@@ -1628,6 +1950,7 @@
         <w:rPr>
           <w:noProof/>
         </w:rPr>
+        <w:lastRenderedPageBreak/>
         <w:drawing>
           <wp:inline distT="0" distB="0" distL="0" distR="0" wp14:anchorId="6EF59B77" wp14:editId="444859D8">
             <wp:extent cx="5943600" cy="941070"/>
@@ -1856,6 +2179,34 @@
       <w:r>
         <w:t>The “Date posted” field can have options under “Last Activity”, such as less than a week, etc.</w:t>
       </w:r>
+      <w:r>
+        <w:t xml:space="preserve"> </w:t>
+      </w:r>
+      <w:r>
+        <w:rPr>
+          <w:kern w:val="0"/>
+          <w:highlight w:val="green"/>
+          <w14:ligatures w14:val="none"/>
+        </w:rPr>
+        <w:sym w:font="Wingdings" w:char="F0E8"/>
+      </w:r>
+      <w:r>
+        <w:rPr>
+          <w:kern w:val="0"/>
+          <w:highlight w:val="green"/>
+          <w14:ligatures w14:val="none"/>
+        </w:rPr>
+        <w:t xml:space="preserve"> </w:t>
+      </w:r>
+      <w:r>
+        <w:rPr>
+          <w:b/>
+          <w:kern w:val="0"/>
+          <w:highlight w:val="green"/>
+          <w14:ligatures w14:val="none"/>
+        </w:rPr>
+        <w:t>DONE</w:t>
+      </w:r>
     </w:p>
     <w:p>
       <w:pPr>
@@ -1957,6 +2308,7 @@
         </w:numPr>
       </w:pPr>
       <w:r>
+        <w:lastRenderedPageBreak/>
         <w:t>Under the Education, you can remove “Transfer degree”</w:t>
       </w:r>
       <w:r>
@@ -2131,6 +2483,23 @@
       <w:r>
         <w:t>Also, “apply to a job” can be a button rather than a hyperlink in the banner.</w:t>
       </w:r>
+      <w:r>
+        <w:t xml:space="preserve"> </w:t>
+      </w:r>
+      <w:r>
+        <w:rPr>
+          <w:b/>
+          <w:highlight w:val="green"/>
+        </w:rPr>
+        <w:sym w:font="Wingdings" w:char="F0E8"/>
+      </w:r>
+      <w:r>
+        <w:rPr>
+          <w:b/>
+          <w:highlight w:val="green"/>
+        </w:rPr>
+        <w:t xml:space="preserve"> There is no “apply to a job”. Please specify the page or link.</w:t>
+      </w:r>
     </w:p>
     <w:p>
       <w:pPr>
@@ -2171,8 +2540,6 @@
         </w:rPr>
         <w:t>DONE</w:t>
       </w:r>
-      <w:bookmarkStart w:id="0" w:name="_GoBack"/>
-      <w:bookmarkEnd w:id="0"/>
     </w:p>
     <w:p>
       <w:r>
@@ -2230,12 +2597,16 @@
       <w:r>
         <w:t>, the job details page should look similar to other pages:</w:t>
       </w:r>
+      <w:r>
+        <w:t xml:space="preserve"> </w:t>
+      </w:r>
     </w:p>
     <w:p>
       <w:r>
         <w:rPr>
           <w:noProof/>
         </w:rPr>
+        <w:lastRenderedPageBreak/>
         <w:drawing>
           <wp:inline distT="0" distB="0" distL="0" distR="0" wp14:anchorId="0F60BB66" wp14:editId="72D56CBF">
             <wp:extent cx="4238625" cy="2233882"/>
@@ -2287,6 +2658,34 @@
       <w:r>
         <w:t>, as opposed to a button at the bottom.</w:t>
       </w:r>
+      <w:r>
+        <w:t xml:space="preserve"> </w:t>
+      </w:r>
+      <w:r>
+        <w:rPr>
+          <w:kern w:val="0"/>
+          <w:highlight w:val="green"/>
+          <w14:ligatures w14:val="none"/>
+        </w:rPr>
+        <w:sym w:font="Wingdings" w:char="F0E8"/>
+      </w:r>
+      <w:r>
+        <w:rPr>
+          <w:kern w:val="0"/>
+          <w:highlight w:val="green"/>
+          <w14:ligatures w14:val="none"/>
+        </w:rPr>
+        <w:t xml:space="preserve"> </w:t>
+      </w:r>
+      <w:r>
+        <w:rPr>
+          <w:b/>
+          <w:kern w:val="0"/>
+          <w:highlight w:val="green"/>
+          <w14:ligatures w14:val="none"/>
+        </w:rPr>
+        <w:t>DONE</w:t>
+      </w:r>
     </w:p>
     <w:p/>
     <w:p>
@@ -2294,7 +2693,6 @@
         <w:rPr>
           <w:noProof/>
         </w:rPr>
-        <w:lastRenderedPageBreak/>
         <w:drawing>
           <wp:inline distT="0" distB="0" distL="0" distR="0" wp14:anchorId="645A5842" wp14:editId="046D9E20">
             <wp:extent cx="5943600" cy="2508885"/>
@@ -2343,6 +2741,34 @@
       <w:r>
         <w:t>When I apply, the page again needs to be similar. The page should say “Application successful”. We do not need the “Already Applied” button.</w:t>
       </w:r>
+      <w:r>
+        <w:t xml:space="preserve"> </w:t>
+      </w:r>
+      <w:r>
+        <w:rPr>
+          <w:kern w:val="0"/>
+          <w:highlight w:val="green"/>
+          <w14:ligatures w14:val="none"/>
+        </w:rPr>
+        <w:sym w:font="Wingdings" w:char="F0E8"/>
+      </w:r>
+      <w:r>
+        <w:rPr>
+          <w:kern w:val="0"/>
+          <w:highlight w:val="green"/>
+          <w14:ligatures w14:val="none"/>
+        </w:rPr>
+        <w:t xml:space="preserve"> </w:t>
+      </w:r>
+      <w:r>
+        <w:rPr>
+          <w:b/>
+          <w:kern w:val="0"/>
+          <w:highlight w:val="green"/>
+          <w14:ligatures w14:val="none"/>
+        </w:rPr>
+        <w:t>DONE</w:t>
+      </w:r>
     </w:p>
     <w:p/>
     <w:p>
@@ -2355,6 +2781,34 @@
       </w:pPr>
       <w:r>
         <w:t>Also, in the messages tab the search function does not seem to function.</w:t>
+      </w:r>
+      <w:r>
+        <w:t xml:space="preserve"> </w:t>
+      </w:r>
+      <w:r>
+        <w:rPr>
+          <w:kern w:val="0"/>
+          <w:highlight w:val="green"/>
+          <w14:ligatures w14:val="none"/>
+        </w:rPr>
+        <w:sym w:font="Wingdings" w:char="F0E8"/>
+      </w:r>
+      <w:r>
+        <w:rPr>
+          <w:kern w:val="0"/>
+          <w:highlight w:val="green"/>
+          <w14:ligatures w14:val="none"/>
+        </w:rPr>
+        <w:t xml:space="preserve"> </w:t>
+      </w:r>
+      <w:r>
+        <w:rPr>
+          <w:b/>
+          <w:kern w:val="0"/>
+          <w:highlight w:val="green"/>
+          <w14:ligatures w14:val="none"/>
+        </w:rPr>
+        <w:t>DONE</w:t>
       </w:r>
     </w:p>
     <w:p>
@@ -2401,6 +2855,7 @@
     </w:p>
     <w:p>
       <w:r>
+        <w:lastRenderedPageBreak/>
         <w:t>Also,</w:t>
       </w:r>
     </w:p>
@@ -2429,6 +2884,23 @@
       </w:r>
       <w:r>
         <w:t>. Can we make them select 30 min slots only and can select multiple such slots for an interview?</w:t>
+      </w:r>
+      <w:r>
+        <w:t xml:space="preserve"> </w:t>
+      </w:r>
+      <w:r>
+        <w:rPr>
+          <w:b/>
+          <w:highlight w:val="yellow"/>
+        </w:rPr>
+        <w:sym w:font="Wingdings" w:char="F0E8"/>
+      </w:r>
+      <w:r>
+        <w:rPr>
+          <w:b/>
+          <w:highlight w:val="yellow"/>
+        </w:rPr>
+        <w:t xml:space="preserve"> Pending</w:t>
       </w:r>
     </w:p>
     <w:p>
@@ -2482,8 +2954,35 @@
         </w:numPr>
       </w:pPr>
       <w:r>
-        <w:lastRenderedPageBreak/>
         <w:t>Also, when I clicked twice, somehow it booked me twice for the same slot.</w:t>
+      </w:r>
+      <w:r>
+        <w:t xml:space="preserve"> </w:t>
+      </w:r>
+      <w:r>
+        <w:rPr>
+          <w:kern w:val="0"/>
+          <w:highlight w:val="green"/>
+          <w14:ligatures w14:val="none"/>
+        </w:rPr>
+        <w:sym w:font="Wingdings" w:char="F0E8"/>
+      </w:r>
+      <w:r>
+        <w:rPr>
+          <w:kern w:val="0"/>
+          <w:highlight w:val="green"/>
+          <w14:ligatures w14:val="none"/>
+        </w:rPr>
+        <w:t xml:space="preserve"> </w:t>
+      </w:r>
+      <w:r>
+        <w:rPr>
+          <w:b/>
+          <w:kern w:val="0"/>
+          <w:highlight w:val="green"/>
+          <w14:ligatures w14:val="none"/>
+        </w:rPr>
+        <w:t>DONE</w:t>
       </w:r>
     </w:p>
     <w:p>
@@ -2548,6 +3047,42 @@
       <w:r>
         <w:t xml:space="preserve"> As I was chosen for two interviews how do I know which one to attend when?</w:t>
       </w:r>
+      <w:r>
+        <w:t xml:space="preserve"> </w:t>
+      </w:r>
+      <w:r>
+        <w:rPr>
+          <w:kern w:val="0"/>
+          <w:highlight w:val="green"/>
+          <w14:ligatures w14:val="none"/>
+        </w:rPr>
+        <w:t xml:space="preserve"> </w:t>
+      </w:r>
+      <w:r>
+        <w:rPr>
+          <w:kern w:val="0"/>
+          <w:highlight w:val="green"/>
+          <w14:ligatures w14:val="none"/>
+        </w:rPr>
+        <w:sym w:font="Wingdings" w:char="F0E8"/>
+      </w:r>
+      <w:r>
+        <w:rPr>
+          <w:kern w:val="0"/>
+          <w:highlight w:val="green"/>
+          <w14:ligatures w14:val="none"/>
+        </w:rPr>
+        <w:t xml:space="preserve"> </w:t>
+      </w:r>
+      <w:r>
+        <w:rPr>
+          <w:b/>
+          <w:kern w:val="0"/>
+          <w:highlight w:val="green"/>
+          <w14:ligatures w14:val="none"/>
+        </w:rPr>
+        <w:t>DONE</w:t>
+      </w:r>
     </w:p>
     <w:p>
       <w:pPr>
@@ -2566,6 +3101,39 @@
       <w:r>
         <w:t>.</w:t>
       </w:r>
+      <w:r>
+        <w:rPr>
+          <w:kern w:val="0"/>
+          <w:highlight w:val="green"/>
+          <w14:ligatures w14:val="none"/>
+        </w:rPr>
+        <w:t xml:space="preserve"> </w:t>
+      </w:r>
+      <w:r>
+        <w:rPr>
+          <w:kern w:val="0"/>
+          <w:highlight w:val="green"/>
+          <w14:ligatures w14:val="none"/>
+        </w:rPr>
+        <w:sym w:font="Wingdings" w:char="F0E8"/>
+      </w:r>
+      <w:r>
+        <w:rPr>
+          <w:kern w:val="0"/>
+          <w:highlight w:val="green"/>
+          <w14:ligatures w14:val="none"/>
+        </w:rPr>
+        <w:t xml:space="preserve"> </w:t>
+      </w:r>
+      <w:r>
+        <w:rPr>
+          <w:b/>
+          <w:kern w:val="0"/>
+          <w:highlight w:val="green"/>
+          <w14:ligatures w14:val="none"/>
+        </w:rPr>
+        <w:t>DONE</w:t>
+      </w:r>
     </w:p>
     <w:p>
       <w:pPr>
@@ -2584,6 +3152,23 @@
       <w:r>
         <w:t>?</w:t>
       </w:r>
+      <w:r>
+        <w:t xml:space="preserve"> </w:t>
+      </w:r>
+      <w:r>
+        <w:rPr>
+          <w:b/>
+          <w:highlight w:val="yellow"/>
+        </w:rPr>
+        <w:sym w:font="Wingdings" w:char="F0E8"/>
+      </w:r>
+      <w:r>
+        <w:rPr>
+          <w:b/>
+          <w:highlight w:val="yellow"/>
+        </w:rPr>
+        <w:t xml:space="preserve"> Pending</w:t>
+      </w:r>
     </w:p>
     <w:p>
       <w:pPr>
@@ -2605,6 +3190,23 @@
       <w:r>
         <w:t xml:space="preserve"> When I clicked on another available slot, it didn’t do anything.</w:t>
       </w:r>
+      <w:r>
+        <w:t xml:space="preserve"> </w:t>
+      </w:r>
+      <w:r>
+        <w:rPr>
+          <w:b/>
+          <w:highlight w:val="yellow"/>
+        </w:rPr>
+        <w:sym w:font="Wingdings" w:char="F0E8"/>
+      </w:r>
+      <w:r>
+        <w:rPr>
+          <w:b/>
+          <w:highlight w:val="yellow"/>
+        </w:rPr>
+        <w:t xml:space="preserve"> Pending</w:t>
+      </w:r>
     </w:p>
     <w:p>
       <w:r>
@@ -2614,12 +3216,16 @@
         <w:t>needs some clarity.</w:t>
       </w:r>
     </w:p>
-    <w:p/>
+    <w:p>
+      <w:bookmarkStart w:id="0" w:name="_GoBack"/>
+      <w:bookmarkEnd w:id="0"/>
+    </w:p>
     <w:p>
       <w:r>
         <w:rPr>
           <w:noProof/>
         </w:rPr>
+        <w:lastRenderedPageBreak/>
         <w:drawing>
           <wp:inline distT="0" distB="0" distL="0" distR="0" wp14:anchorId="22B49A68" wp14:editId="54CFD7D2">
             <wp:extent cx="4533900" cy="4248150"/>
@@ -2659,7 +3265,6 @@
     </w:p>
     <w:p>
       <w:r>
-        <w:lastRenderedPageBreak/>
         <w:t xml:space="preserve">The Find on Map can be optional (It can take City, State, if address is not entered). </w:t>
       </w:r>
       <w:r>
@@ -2667,6 +3272,55 @@
       </w:r>
       <w:r>
         <w:t>lately.</w:t>
+      </w:r>
+      <w:r>
+        <w:t xml:space="preserve"> </w:t>
+      </w:r>
+      <w:r>
+        <w:rPr>
+          <w:b/>
+          <w:highlight w:val="green"/>
+        </w:rPr>
+        <w:sym w:font="Wingdings" w:char="F0E8"/>
+      </w:r>
+      <w:r>
+        <w:rPr>
+          <w:b/>
+          <w:highlight w:val="green"/>
+        </w:rPr>
+        <w:t xml:space="preserve"> We got the request to disable the find in map feature. If you </w:t>
+      </w:r>
+      <w:proofErr w:type="gramStart"/>
+      <w:r>
+        <w:rPr>
+          <w:b/>
+          <w:highlight w:val="green"/>
+        </w:rPr>
+        <w:t>want</w:t>
+      </w:r>
+      <w:proofErr w:type="gramEnd"/>
+      <w:r>
+        <w:rPr>
+          <w:b/>
+          <w:highlight w:val="green"/>
+        </w:rPr>
+        <w:t xml:space="preserve"> we can enable it. Also we need </w:t>
+      </w:r>
+      <w:proofErr w:type="gramStart"/>
+      <w:r>
+        <w:rPr>
+          <w:b/>
+          <w:highlight w:val="green"/>
+        </w:rPr>
+        <w:t>your</w:t>
+      </w:r>
+      <w:proofErr w:type="gramEnd"/>
+      <w:r>
+        <w:rPr>
+          <w:b/>
+          <w:highlight w:val="green"/>
+        </w:rPr>
+        <w:t xml:space="preserve"> google map API to integrate this.</w:t>
       </w:r>
     </w:p>
     <w:p>
@@ -2709,9 +3363,61 @@
           <w:ilvl w:val="0"/>
           <w:numId w:val="17"/>
         </w:numPr>
+        <w:rPr>
+          <w:b/>
+        </w:rPr>
       </w:pPr>
       <w:r>
         <w:t>In terms of distributing this to the candidate, when you send money do you attribute who gets the money, and what percent of it does pay per dialog gets? How can we change the percentage distribution?</w:t>
+      </w:r>
+      <w:r>
+        <w:t xml:space="preserve"> </w:t>
+      </w:r>
+      <w:r>
+        <w:rPr>
+          <w:b/>
+          <w:highlight w:val="green"/>
+        </w:rPr>
+        <w:sym w:font="Wingdings" w:char="F0E8"/>
+      </w:r>
+      <w:r>
+        <w:rPr>
+          <w:b/>
+          <w:highlight w:val="green"/>
+        </w:rPr>
+        <w:t xml:space="preserve"> If </w:t>
+      </w:r>
+      <w:r>
+        <w:rPr>
+          <w:b/>
+          <w:highlight w:val="green"/>
+        </w:rPr>
+        <w:t>you’re trying</w:t>
+      </w:r>
+      <w:r>
+        <w:rPr>
+          <w:b/>
+          <w:highlight w:val="green"/>
+        </w:rPr>
+        <w:t xml:space="preserve"> to login into the admin panel, you can see </w:t>
+      </w:r>
+      <w:proofErr w:type="spellStart"/>
+      <w:proofErr w:type="gramStart"/>
+      <w:r>
+        <w:rPr>
+          <w:b/>
+          <w:highlight w:val="green"/>
+        </w:rPr>
+        <w:t>a</w:t>
+      </w:r>
+      <w:proofErr w:type="spellEnd"/>
+      <w:proofErr w:type="gramEnd"/>
+      <w:r>
+        <w:rPr>
+          <w:b/>
+          <w:highlight w:val="green"/>
+        </w:rPr>
+        <w:t xml:space="preserve"> option “Admin Commission” in sidebar menu “Site Settings”.  Admin can update the value.</w:t>
       </w:r>
     </w:p>
     <w:p>

--- a/Feedback 011325.docx
+++ b/Feedback 011325.docx
@@ -1683,13 +1683,7 @@
         <w:rPr>
           <w:highlight w:val="yellow"/>
         </w:rPr>
-        <w:t xml:space="preserve"> Need clarification regarding</w:t>
-      </w:r>
-      <w:r>
-        <w:rPr>
-          <w:highlight w:val="yellow"/>
-        </w:rPr>
-        <w:t xml:space="preserve">  this point.</w:t>
+        <w:t xml:space="preserve"> Need clarification regarding  this point.</w:t>
       </w:r>
     </w:p>
     <w:p>
@@ -2890,18 +2884,31 @@
       </w:r>
       <w:r>
         <w:rPr>
+          <w:kern w:val="0"/>
+          <w:highlight w:val="green"/>
+          <w14:ligatures w14:val="none"/>
+        </w:rPr>
+        <w:sym w:font="Wingdings" w:char="F0E8"/>
+      </w:r>
+      <w:r>
+        <w:rPr>
+          <w:kern w:val="0"/>
+          <w:highlight w:val="green"/>
+          <w14:ligatures w14:val="none"/>
+        </w:rPr>
+        <w:t xml:space="preserve"> </w:t>
+      </w:r>
+      <w:r>
+        <w:rPr>
           <w:b/>
-          <w:highlight w:val="yellow"/>
-        </w:rPr>
-        <w:sym w:font="Wingdings" w:char="F0E8"/>
-      </w:r>
-      <w:r>
-        <w:rPr>
-          <w:b/>
-          <w:highlight w:val="yellow"/>
-        </w:rPr>
-        <w:t xml:space="preserve"> Pending</w:t>
-      </w:r>
+          <w:kern w:val="0"/>
+          <w:highlight w:val="green"/>
+          <w14:ligatures w14:val="none"/>
+        </w:rPr>
+        <w:t>DONE</w:t>
+      </w:r>
+      <w:bookmarkStart w:id="0" w:name="_GoBack"/>
+      <w:bookmarkEnd w:id="0"/>
     </w:p>
     <w:p>
       <w:r>
@@ -3216,10 +3223,7 @@
         <w:t>needs some clarity.</w:t>
       </w:r>
     </w:p>
-    <w:p>
-      <w:bookmarkStart w:id="0" w:name="_GoBack"/>
-      <w:bookmarkEnd w:id="0"/>
-    </w:p>
+    <w:p/>
     <w:p>
       <w:r>
         <w:rPr>
